--- a/Books/RPG_Books/ThePrincessAndThePlayer/Cover_ThePrincessAndThePlayer.docx
+++ b/Books/RPG_Books/ThePrincessAndThePlayer/Cover_ThePrincessAndThePlayer.docx
@@ -123,7 +123,7 @@
         <w:jc w:val="center"/>
         <w:rPr>
           <w:b/>
-          <w:color w:val="FFFFFF" w:themeColor="background1"/>
+          <w:color w:val="FF0000"/>
           <w:sz w:val="72"/>
           <w:szCs w:val="72"/>
         </w:rPr>
@@ -131,7 +131,7 @@
       <w:r>
         <w:rPr>
           <w:b/>
-          <w:color w:val="FFFFFF" w:themeColor="background1"/>
+          <w:color w:val="FF0000"/>
           <w:sz w:val="72"/>
           <w:szCs w:val="72"/>
         </w:rPr>
@@ -140,7 +140,7 @@
       <w:r>
         <w:rPr>
           <w:b/>
-          <w:color w:val="FFFFFF" w:themeColor="background1"/>
+          <w:color w:val="FF0000"/>
           <w:sz w:val="72"/>
           <w:szCs w:val="72"/>
         </w:rPr>
@@ -149,7 +149,7 @@
       <w:r>
         <w:rPr>
           <w:b/>
-          <w:color w:val="FFFFFF" w:themeColor="background1"/>
+          <w:color w:val="FF0000"/>
           <w:sz w:val="72"/>
           <w:szCs w:val="72"/>
         </w:rPr>
@@ -159,7 +159,7 @@
       <w:r>
         <w:rPr>
           <w:b/>
-          <w:color w:val="FFFFFF" w:themeColor="background1"/>
+          <w:color w:val="FF0000"/>
           <w:sz w:val="72"/>
           <w:szCs w:val="72"/>
         </w:rPr>
@@ -171,15 +171,15 @@
         <w:ind w:left="360" w:right="475"/>
         <w:rPr>
           <w:b/>
-          <w:color w:val="FFFFFF" w:themeColor="background1"/>
-          <w:sz w:val="32"/>
-          <w:szCs w:val="32"/>
-        </w:rPr>
-      </w:pPr>
-      <w:r>
-        <w:rPr>
-          <w:b/>
-          <w:color w:val="FFFFFF" w:themeColor="background1"/>
+          <w:color w:val="FF0000"/>
+          <w:sz w:val="32"/>
+          <w:szCs w:val="32"/>
+        </w:rPr>
+      </w:pPr>
+      <w:r>
+        <w:rPr>
+          <w:b/>
+          <w:color w:val="FF0000"/>
           <w:sz w:val="32"/>
           <w:szCs w:val="32"/>
         </w:rPr>
@@ -191,15 +191,15 @@
         <w:ind w:left="360" w:right="475"/>
         <w:rPr>
           <w:b/>
-          <w:color w:val="FFFFFF" w:themeColor="background1"/>
-          <w:sz w:val="32"/>
-          <w:szCs w:val="32"/>
-        </w:rPr>
-      </w:pPr>
-      <w:r>
-        <w:rPr>
-          <w:b/>
-          <w:color w:val="FFFFFF" w:themeColor="background1"/>
+          <w:color w:val="FF0000"/>
+          <w:sz w:val="32"/>
+          <w:szCs w:val="32"/>
+        </w:rPr>
+      </w:pPr>
+      <w:r>
+        <w:rPr>
+          <w:b/>
+          <w:color w:val="FF0000"/>
           <w:sz w:val="32"/>
           <w:szCs w:val="32"/>
         </w:rPr>
@@ -208,7 +208,7 @@
       <w:r>
         <w:rPr>
           <w:b/>
-          <w:color w:val="FFFFFF" w:themeColor="background1"/>
+          <w:color w:val="FF0000"/>
           <w:sz w:val="32"/>
           <w:szCs w:val="32"/>
         </w:rPr>
@@ -217,7 +217,7 @@
       <w:r>
         <w:rPr>
           <w:b/>
-          <w:color w:val="FFFFFF" w:themeColor="background1"/>
+          <w:color w:val="FF0000"/>
           <w:sz w:val="32"/>
           <w:szCs w:val="32"/>
         </w:rPr>
@@ -229,15 +229,15 @@
         <w:ind w:left="360" w:right="475"/>
         <w:rPr>
           <w:b/>
-          <w:color w:val="FFFFFF" w:themeColor="background1"/>
-          <w:sz w:val="32"/>
-          <w:szCs w:val="32"/>
-        </w:rPr>
-      </w:pPr>
-      <w:r>
-        <w:rPr>
-          <w:b/>
-          <w:color w:val="FFFFFF" w:themeColor="background1"/>
+          <w:color w:val="FF0000"/>
+          <w:sz w:val="32"/>
+          <w:szCs w:val="32"/>
+        </w:rPr>
+      </w:pPr>
+      <w:r>
+        <w:rPr>
+          <w:b/>
+          <w:color w:val="FF0000"/>
           <w:sz w:val="32"/>
           <w:szCs w:val="32"/>
         </w:rPr>
@@ -249,19 +249,37 @@
         <w:ind w:left="360" w:right="475"/>
         <w:rPr>
           <w:b/>
-          <w:color w:val="FFFFFF" w:themeColor="background1"/>
-          <w:sz w:val="32"/>
-          <w:szCs w:val="32"/>
-        </w:rPr>
-      </w:pPr>
-      <w:r>
-        <w:rPr>
-          <w:b/>
-          <w:color w:val="FFFFFF" w:themeColor="background1"/>
-          <w:sz w:val="32"/>
-          <w:szCs w:val="32"/>
-        </w:rPr>
-        <w:t xml:space="preserve"> What if it is the source of life?</w:t>
+          <w:color w:val="FF0000"/>
+          <w:sz w:val="32"/>
+          <w:szCs w:val="32"/>
+        </w:rPr>
+      </w:pPr>
+      <w:r>
+        <w:rPr>
+          <w:b/>
+          <w:color w:val="FF0000"/>
+          <w:sz w:val="32"/>
+          <w:szCs w:val="32"/>
+        </w:rPr>
+        <w:t xml:space="preserve"> What if it is the source of life</w:t>
+      </w:r>
+      <w:r>
+        <w:rPr>
+          <w:b/>
+          <w:color w:val="FF0000"/>
+          <w:sz w:val="32"/>
+          <w:szCs w:val="32"/>
+        </w:rPr>
+        <w:t xml:space="preserve"> – and Monsters</w:t>
+      </w:r>
+      <w:r>
+        <w:rPr>
+          <w:b/>
+          <w:color w:val="FF0000"/>
+          <w:sz w:val="32"/>
+          <w:szCs w:val="32"/>
+        </w:rPr>
+        <w:t>?</w:t>
       </w:r>
     </w:p>
     <w:p>
@@ -269,15 +287,15 @@
         <w:ind w:left="360" w:right="475"/>
         <w:rPr>
           <w:b/>
-          <w:color w:val="FFFFFF" w:themeColor="background1"/>
-          <w:sz w:val="32"/>
-          <w:szCs w:val="32"/>
-        </w:rPr>
-      </w:pPr>
-      <w:r>
-        <w:rPr>
-          <w:b/>
-          <w:color w:val="FFFFFF" w:themeColor="background1"/>
+          <w:color w:val="FF0000"/>
+          <w:sz w:val="32"/>
+          <w:szCs w:val="32"/>
+        </w:rPr>
+      </w:pPr>
+      <w:r>
+        <w:rPr>
+          <w:b/>
+          <w:color w:val="FF0000"/>
           <w:sz w:val="32"/>
           <w:szCs w:val="32"/>
         </w:rPr>
@@ -286,7 +304,7 @@
       <w:r>
         <w:rPr>
           <w:b/>
-          <w:color w:val="FFFFFF" w:themeColor="background1"/>
+          <w:color w:val="FF0000"/>
           <w:sz w:val="32"/>
           <w:szCs w:val="32"/>
         </w:rPr>
@@ -295,7 +313,7 @@
       <w:r>
         <w:rPr>
           <w:b/>
-          <w:color w:val="FFFFFF" w:themeColor="background1"/>
+          <w:color w:val="FF0000"/>
           <w:sz w:val="32"/>
           <w:szCs w:val="32"/>
         </w:rPr>
@@ -304,11 +322,29 @@
       <w:r>
         <w:rPr>
           <w:b/>
-          <w:color w:val="FFFFFF" w:themeColor="background1"/>
-          <w:sz w:val="32"/>
-          <w:szCs w:val="32"/>
-        </w:rPr>
-        <w:t>l happen to the people of Earth as the laws of physics prove to be incomplete?</w:t>
+          <w:color w:val="FF0000"/>
+          <w:sz w:val="32"/>
+          <w:szCs w:val="32"/>
+        </w:rPr>
+        <w:t xml:space="preserve">l happen to the people of Earth as the laws of physics prove to be </w:t>
+      </w:r>
+      <w:r>
+        <w:rPr>
+          <w:b/>
+          <w:color w:val="FF0000"/>
+          <w:sz w:val="32"/>
+          <w:szCs w:val="32"/>
+        </w:rPr>
+        <w:t xml:space="preserve">– </w:t>
+      </w:r>
+      <w:r>
+        <w:rPr>
+          <w:b/>
+          <w:color w:val="FF0000"/>
+          <w:sz w:val="32"/>
+          <w:szCs w:val="32"/>
+        </w:rPr>
+        <w:t>incomplete?</w:t>
       </w:r>
     </w:p>
     <w:p>
@@ -316,19 +352,109 @@
         <w:ind w:left="360" w:right="475"/>
         <w:rPr>
           <w:b/>
-          <w:color w:val="FFFFFF" w:themeColor="background1"/>
-          <w:sz w:val="32"/>
-          <w:szCs w:val="32"/>
-        </w:rPr>
-      </w:pPr>
-      <w:r>
-        <w:rPr>
-          <w:b/>
-          <w:color w:val="FFFFFF" w:themeColor="background1"/>
-          <w:sz w:val="32"/>
-          <w:szCs w:val="32"/>
-        </w:rPr>
-        <w:t>Join Luke as his world turns upside down, fighting monsters, making new friends, rescuing people and having fun in a world that has gone mad.</w:t>
+          <w:color w:val="FF0000"/>
+          <w:sz w:val="32"/>
+          <w:szCs w:val="32"/>
+        </w:rPr>
+      </w:pPr>
+      <w:r>
+        <w:rPr>
+          <w:b/>
+          <w:color w:val="FF0000"/>
+          <w:sz w:val="32"/>
+          <w:szCs w:val="32"/>
+        </w:rPr>
+        <w:t xml:space="preserve">Join Luke as </w:t>
+      </w:r>
+      <w:r>
+        <w:rPr>
+          <w:b/>
+          <w:color w:val="FF0000"/>
+          <w:sz w:val="32"/>
+          <w:szCs w:val="32"/>
+        </w:rPr>
+        <w:t>he f</w:t>
+      </w:r>
+      <w:r>
+        <w:rPr>
+          <w:b/>
+          <w:color w:val="FF0000"/>
+          <w:sz w:val="32"/>
+          <w:szCs w:val="32"/>
+        </w:rPr>
+        <w:t>ight</w:t>
+      </w:r>
+      <w:r>
+        <w:rPr>
+          <w:b/>
+          <w:color w:val="FF0000"/>
+          <w:sz w:val="32"/>
+          <w:szCs w:val="32"/>
+        </w:rPr>
+        <w:t>s</w:t>
+      </w:r>
+      <w:r>
+        <w:rPr>
+          <w:b/>
+          <w:color w:val="FF0000"/>
+          <w:sz w:val="32"/>
+          <w:szCs w:val="32"/>
+        </w:rPr>
+        <w:t xml:space="preserve"> monsters, mak</w:t>
+      </w:r>
+      <w:r>
+        <w:rPr>
+          <w:b/>
+          <w:color w:val="FF0000"/>
+          <w:sz w:val="32"/>
+          <w:szCs w:val="32"/>
+        </w:rPr>
+        <w:t>es</w:t>
+      </w:r>
+      <w:r>
+        <w:rPr>
+          <w:b/>
+          <w:color w:val="FF0000"/>
+          <w:sz w:val="32"/>
+          <w:szCs w:val="32"/>
+        </w:rPr>
+        <w:t xml:space="preserve"> new friends, rescu</w:t>
+      </w:r>
+      <w:r>
+        <w:rPr>
+          <w:b/>
+          <w:color w:val="FF0000"/>
+          <w:sz w:val="32"/>
+          <w:szCs w:val="32"/>
+        </w:rPr>
+        <w:t xml:space="preserve">es </w:t>
+      </w:r>
+      <w:r>
+        <w:rPr>
+          <w:b/>
+          <w:color w:val="FF0000"/>
+          <w:sz w:val="32"/>
+          <w:szCs w:val="32"/>
+        </w:rPr>
+        <w:t>people and ha</w:t>
+      </w:r>
+      <w:r>
+        <w:rPr>
+          <w:b/>
+          <w:color w:val="FF0000"/>
+          <w:sz w:val="32"/>
+          <w:szCs w:val="32"/>
+        </w:rPr>
+        <w:t>s</w:t>
+      </w:r>
+      <w:r>
+        <w:rPr>
+          <w:b/>
+          <w:color w:val="FF0000"/>
+          <w:sz w:val="32"/>
+          <w:szCs w:val="32"/>
+        </w:rPr>
+        <w:t xml:space="preserve"> fun in a world that has gone mad.</w:t>
       </w:r>
     </w:p>
     <w:tbl>
@@ -1469,7 +1595,7 @@
 </file>
 
 <file path=customXml/itemProps1.xml><?xml version="1.0" encoding="utf-8"?>
-<ds:datastoreItem xmlns:ds="http://schemas.openxmlformats.org/officeDocument/2006/customXml" ds:itemID="{B8572609-1691-4A9C-AAA1-2B74F82DD7B7}">
+<ds:datastoreItem xmlns:ds="http://schemas.openxmlformats.org/officeDocument/2006/customXml" ds:itemID="{08BBD150-E0B3-4A1D-9C54-E330CB217CF5}">
   <ds:schemaRefs>
     <ds:schemaRef ds:uri="http://schemas.openxmlformats.org/officeDocument/2006/bibliography"/>
   </ds:schemaRefs>

--- a/Books/RPG_Books/ThePrincessAndThePlayer/Cover_ThePrincessAndThePlayer.docx
+++ b/Books/RPG_Books/ThePrincessAndThePlayer/Cover_ThePrincessAndThePlayer.docx
@@ -203,8 +203,9 @@
           <w:sz w:val="32"/>
           <w:szCs w:val="32"/>
         </w:rPr>
-        <w:t xml:space="preserve">Then a revolutionary </w:t>
-      </w:r>
+        <w:t xml:space="preserve">Then a revolutionary theme park opened up, one just as immersive as a real live holodeck. That was perfect for a young gamer and </w:t>
+      </w:r>
+      <w:proofErr w:type="spellStart"/>
       <w:r>
         <w:rPr>
           <w:b/>
@@ -212,8 +213,9 @@
           <w:sz w:val="32"/>
           <w:szCs w:val="32"/>
         </w:rPr>
-        <w:t>theme</w:t>
-      </w:r>
+        <w:t>YouTuber</w:t>
+      </w:r>
+      <w:proofErr w:type="spellEnd"/>
       <w:r>
         <w:rPr>
           <w:b/>
@@ -221,7 +223,7 @@
           <w:sz w:val="32"/>
           <w:szCs w:val="32"/>
         </w:rPr>
-        <w:t xml:space="preserve"> park opened up, turning a video game to real life.</w:t>
+        <w:t>.</w:t>
       </w:r>
     </w:p>
     <w:p>
@@ -261,17 +263,19 @@
           <w:sz w:val="32"/>
           <w:szCs w:val="32"/>
         </w:rPr>
-        <w:t xml:space="preserve"> What if it is the source of life</w:t>
-      </w:r>
-      <w:r>
+        <w:t> What if Dark Matter is the source of life, existential power – and Monsters?</w:t>
+      </w:r>
+    </w:p>
+    <w:p>
+      <w:pPr>
+        <w:ind w:left="360" w:right="475"/>
         <w:rPr>
           <w:b/>
           <w:color w:val="FF0000"/>
           <w:sz w:val="32"/>
           <w:szCs w:val="32"/>
         </w:rPr>
-        <w:t xml:space="preserve"> – and Monsters</w:t>
-      </w:r>
+      </w:pPr>
       <w:r>
         <w:rPr>
           <w:b/>
@@ -279,7 +283,7 @@
           <w:sz w:val="32"/>
           <w:szCs w:val="32"/>
         </w:rPr>
-        <w:t>?</w:t>
+        <w:t>What would happen if Earth were to plow into a huge chunk of Dark Matter? What would happen to the people of Earth as the laws of physics prove to be – incomplete?</w:t>
       </w:r>
     </w:p>
     <w:p>
@@ -299,163 +303,19 @@
           <w:sz w:val="32"/>
           <w:szCs w:val="32"/>
         </w:rPr>
-        <w:t>What would happen if Earth were to plow into a huge</w:t>
-      </w:r>
-      <w:r>
+        <w:t>Join Luke as he fights monsters, makes new friends, rescues people and has fun in a world that has gone mad.</w:t>
+      </w:r>
+    </w:p>
+    <w:p>
+      <w:pPr>
+        <w:ind w:left="360" w:right="475"/>
         <w:rPr>
           <w:b/>
           <w:color w:val="FF0000"/>
           <w:sz w:val="32"/>
           <w:szCs w:val="32"/>
         </w:rPr>
-        <w:t xml:space="preserve"> chunk of Dark Matter? W</w:t>
-      </w:r>
-      <w:r>
-        <w:rPr>
-          <w:b/>
-          <w:color w:val="FF0000"/>
-          <w:sz w:val="32"/>
-          <w:szCs w:val="32"/>
-        </w:rPr>
-        <w:t>hat wil</w:t>
-      </w:r>
-      <w:r>
-        <w:rPr>
-          <w:b/>
-          <w:color w:val="FF0000"/>
-          <w:sz w:val="32"/>
-          <w:szCs w:val="32"/>
-        </w:rPr>
-        <w:t xml:space="preserve">l happen to the people of Earth as the laws of physics prove to be </w:t>
-      </w:r>
-      <w:r>
-        <w:rPr>
-          <w:b/>
-          <w:color w:val="FF0000"/>
-          <w:sz w:val="32"/>
-          <w:szCs w:val="32"/>
-        </w:rPr>
-        <w:t xml:space="preserve">– </w:t>
-      </w:r>
-      <w:r>
-        <w:rPr>
-          <w:b/>
-          <w:color w:val="FF0000"/>
-          <w:sz w:val="32"/>
-          <w:szCs w:val="32"/>
-        </w:rPr>
-        <w:t>incomplete?</w:t>
-      </w:r>
-    </w:p>
-    <w:p>
-      <w:pPr>
-        <w:ind w:left="360" w:right="475"/>
-        <w:rPr>
-          <w:b/>
-          <w:color w:val="FF0000"/>
-          <w:sz w:val="32"/>
-          <w:szCs w:val="32"/>
-        </w:rPr>
-      </w:pPr>
-      <w:r>
-        <w:rPr>
-          <w:b/>
-          <w:color w:val="FF0000"/>
-          <w:sz w:val="32"/>
-          <w:szCs w:val="32"/>
-        </w:rPr>
-        <w:t xml:space="preserve">Join Luke as </w:t>
-      </w:r>
-      <w:r>
-        <w:rPr>
-          <w:b/>
-          <w:color w:val="FF0000"/>
-          <w:sz w:val="32"/>
-          <w:szCs w:val="32"/>
-        </w:rPr>
-        <w:t>he f</w:t>
-      </w:r>
-      <w:r>
-        <w:rPr>
-          <w:b/>
-          <w:color w:val="FF0000"/>
-          <w:sz w:val="32"/>
-          <w:szCs w:val="32"/>
-        </w:rPr>
-        <w:t>ight</w:t>
-      </w:r>
-      <w:r>
-        <w:rPr>
-          <w:b/>
-          <w:color w:val="FF0000"/>
-          <w:sz w:val="32"/>
-          <w:szCs w:val="32"/>
-        </w:rPr>
-        <w:t>s</w:t>
-      </w:r>
-      <w:r>
-        <w:rPr>
-          <w:b/>
-          <w:color w:val="FF0000"/>
-          <w:sz w:val="32"/>
-          <w:szCs w:val="32"/>
-        </w:rPr>
-        <w:t xml:space="preserve"> monsters, mak</w:t>
-      </w:r>
-      <w:r>
-        <w:rPr>
-          <w:b/>
-          <w:color w:val="FF0000"/>
-          <w:sz w:val="32"/>
-          <w:szCs w:val="32"/>
-        </w:rPr>
-        <w:t>es</w:t>
-      </w:r>
-      <w:r>
-        <w:rPr>
-          <w:b/>
-          <w:color w:val="FF0000"/>
-          <w:sz w:val="32"/>
-          <w:szCs w:val="32"/>
-        </w:rPr>
-        <w:t xml:space="preserve"> new friends, rescu</w:t>
-      </w:r>
-      <w:r>
-        <w:rPr>
-          <w:b/>
-          <w:color w:val="FF0000"/>
-          <w:sz w:val="32"/>
-          <w:szCs w:val="32"/>
-        </w:rPr>
-        <w:t xml:space="preserve">es </w:t>
-      </w:r>
-      <w:r>
-        <w:rPr>
-          <w:b/>
-          <w:color w:val="FF0000"/>
-          <w:sz w:val="32"/>
-          <w:szCs w:val="32"/>
-        </w:rPr>
-        <w:t>people and ha</w:t>
-      </w:r>
-      <w:r>
-        <w:rPr>
-          <w:b/>
-          <w:color w:val="FF0000"/>
-          <w:sz w:val="32"/>
-          <w:szCs w:val="32"/>
-        </w:rPr>
-        <w:t>s</w:t>
-      </w:r>
-      <w:r>
-        <w:rPr>
-          <w:b/>
-          <w:color w:val="FF0000"/>
-          <w:sz w:val="32"/>
-          <w:szCs w:val="32"/>
-        </w:rPr>
-        <w:t xml:space="preserve"> fun in a world that has gone mad.</w:t>
-      </w:r>
+      </w:pPr>
     </w:p>
     <w:tbl>
       <w:tblPr>
@@ -1595,7 +1455,7 @@
 </file>
 
 <file path=customXml/itemProps1.xml><?xml version="1.0" encoding="utf-8"?>
-<ds:datastoreItem xmlns:ds="http://schemas.openxmlformats.org/officeDocument/2006/customXml" ds:itemID="{08BBD150-E0B3-4A1D-9C54-E330CB217CF5}">
+<ds:datastoreItem xmlns:ds="http://schemas.openxmlformats.org/officeDocument/2006/customXml" ds:itemID="{0B159DE9-953C-4BA2-9576-669883198DAA}">
   <ds:schemaRefs>
     <ds:schemaRef ds:uri="http://schemas.openxmlformats.org/officeDocument/2006/bibliography"/>
   </ds:schemaRefs>

--- a/Books/RPG_Books/ThePrincessAndThePlayer/Cover_ThePrincessAndThePlayer.docx
+++ b/Books/RPG_Books/ThePrincessAndThePlayer/Cover_ThePrincessAndThePlayer.docx
@@ -203,19 +203,19 @@
           <w:sz w:val="32"/>
           <w:szCs w:val="32"/>
         </w:rPr>
-        <w:t xml:space="preserve">Then a revolutionary theme park opened up, one just as immersive as a real live holodeck. That was perfect for a young gamer and </w:t>
-      </w:r>
-      <w:proofErr w:type="spellStart"/>
-      <w:r>
+        <w:t>Then a revolutionary theme park opened up, one just as immersive as a real live holodeck, one where you could physically enter and experience life in a magical world filled with adventure.</w:t>
+      </w:r>
+    </w:p>
+    <w:p>
+      <w:pPr>
+        <w:ind w:left="360" w:right="475"/>
         <w:rPr>
           <w:b/>
           <w:color w:val="FF0000"/>
           <w:sz w:val="32"/>
           <w:szCs w:val="32"/>
         </w:rPr>
-        <w:t>YouTuber</w:t>
-      </w:r>
-      <w:proofErr w:type="spellEnd"/>
+      </w:pPr>
       <w:r>
         <w:rPr>
           <w:b/>
@@ -223,7 +223,7 @@
           <w:sz w:val="32"/>
           <w:szCs w:val="32"/>
         </w:rPr>
-        <w:t>.</w:t>
+        <w:t>But what happens when the game isn’t a game? What if Dark Matter is not the harmless thing physicists think it is?</w:t>
       </w:r>
     </w:p>
     <w:p>
@@ -243,7 +243,7 @@
           <w:sz w:val="32"/>
           <w:szCs w:val="32"/>
         </w:rPr>
-        <w:t>But what happens when the game isn’t a game? What if Dark Matter is not the harmless thing physicists think it is?</w:t>
+        <w:t> What if Dark Matter is the source of life, existential power – and Monsters?</w:t>
       </w:r>
     </w:p>
     <w:p>
@@ -263,7 +263,7 @@
           <w:sz w:val="32"/>
           <w:szCs w:val="32"/>
         </w:rPr>
-        <w:t> What if Dark Matter is the source of life, existential power – and Monsters?</w:t>
+        <w:t>What would happen if Earth were to plow into a huge chunk of Dark Matter? What would happen to the people of Earth as the laws of physics prove to be – incomplete?</w:t>
       </w:r>
     </w:p>
     <w:p>
@@ -283,39 +283,8 @@
           <w:sz w:val="32"/>
           <w:szCs w:val="32"/>
         </w:rPr>
-        <w:t>What would happen if Earth were to plow into a huge chunk of Dark Matter? What would happen to the people of Earth as the laws of physics prove to be – incomplete?</w:t>
-      </w:r>
-    </w:p>
-    <w:p>
-      <w:pPr>
-        <w:ind w:left="360" w:right="475"/>
-        <w:rPr>
-          <w:b/>
-          <w:color w:val="FF0000"/>
-          <w:sz w:val="32"/>
-          <w:szCs w:val="32"/>
-        </w:rPr>
-      </w:pPr>
-      <w:r>
-        <w:rPr>
-          <w:b/>
-          <w:color w:val="FF0000"/>
-          <w:sz w:val="32"/>
-          <w:szCs w:val="32"/>
-        </w:rPr>
-        <w:t>Join Luke as he fights monsters, makes new friends, rescues people and has fun in a world that has gone mad.</w:t>
-      </w:r>
-    </w:p>
-    <w:p>
-      <w:pPr>
-        <w:ind w:left="360" w:right="475"/>
-        <w:rPr>
-          <w:b/>
-          <w:color w:val="FF0000"/>
-          <w:sz w:val="32"/>
-          <w:szCs w:val="32"/>
-        </w:rPr>
-      </w:pPr>
+        <w:t>Join Luke as he fights monsters, explores ancient ruins and alien civilizations with fiends he never knew he needed.</w:t>
+      </w:r>
     </w:p>
     <w:tbl>
       <w:tblPr>
@@ -1455,7 +1424,7 @@
 </file>
 
 <file path=customXml/itemProps1.xml><?xml version="1.0" encoding="utf-8"?>
-<ds:datastoreItem xmlns:ds="http://schemas.openxmlformats.org/officeDocument/2006/customXml" ds:itemID="{0B159DE9-953C-4BA2-9576-669883198DAA}">
+<ds:datastoreItem xmlns:ds="http://schemas.openxmlformats.org/officeDocument/2006/customXml" ds:itemID="{D387CC06-0FEF-46AB-ABFB-1864263C30C1}">
   <ds:schemaRefs>
     <ds:schemaRef ds:uri="http://schemas.openxmlformats.org/officeDocument/2006/bibliography"/>
   </ds:schemaRefs>
